--- a/t37_s2.docx
+++ b/t37_s2.docx
@@ -3,2348 +3,998 @@
 <w:document xmlns:wpc="http://schemas.microsoft.com/office/word/2010/wordprocessingCanvas" xmlns:mo="http://schemas.microsoft.com/office/mac/office/2008/main" xmlns:mc="http://schemas.openxmlformats.org/markup-compatibility/2006" xmlns:mv="urn:schemas-microsoft-com:mac:vml" xmlns:o="urn:schemas-microsoft-com:office:office" xmlns:r="http://schemas.openxmlformats.org/officeDocument/2006/relationships" xmlns:m="http://schemas.openxmlformats.org/officeDocument/2006/math" xmlns:v="urn:schemas-microsoft-com:vml" xmlns:wp14="http://schemas.microsoft.com/office/word/2010/wordprocessingDrawing" xmlns:wp="http://schemas.openxmlformats.org/drawingml/2006/wordprocessingDrawing" xmlns:w10="urn:schemas-microsoft-com:office:word" xmlns:w="http://schemas.openxmlformats.org/wordprocessingml/2006/main" xmlns:w14="http://schemas.microsoft.com/office/word/2010/wordml" xmlns:wpg="http://schemas.microsoft.com/office/word/2010/wordprocessingGroup" xmlns:wpi="http://schemas.microsoft.com/office/word/2010/wordprocessingInk" xmlns:wne="http://schemas.microsoft.com/office/word/2006/wordml" xmlns:wps="http://schemas.microsoft.com/office/word/2010/wordprocessingShape" mc:Ignorable="w14 wp14">
   <w:body>
     <w:p>
-      <w:pPr>
-        <w:spacing w:after="40" w:before="120"/>
-      </w:pPr>
       <w:r>
-        <w:rPr>
-          <w:b w:val="0"/>
-          <w:i w:val="0"/>
-          <w:sz w:val="22"/>
-        </w:rPr>
-        <w:t>Question: A client with pancreatic cancer has jaundice, weight loss, and vague epigastric pain. Which statement about this disease is correct?</w:t>
+        <w:t xml:space="preserve">Question: In the acute phase of a stroke, the priority nursing action is:</w:t>
       </w:r>
     </w:p>
     <w:p>
-      <w:pPr>
-        <w:spacing w:after="0" w:before="0"/>
-      </w:pPr>
       <w:r>
-        <w:rPr>
-          <w:b w:val="0"/>
-          <w:i w:val="0"/>
-          <w:sz w:val="22"/>
-        </w:rPr>
-        <w:t>(a) It is often diagnosed late because early symptoms are vague; management may include surgery, chemotherapy, and supportive care</w:t>
+        <w:t xml:space="preserve">(a) Feeding the client immediately</w:t>
       </w:r>
     </w:p>
     <w:p>
-      <w:pPr>
-        <w:spacing w:after="0" w:before="0"/>
-      </w:pPr>
       <w:r>
-        <w:rPr>
-          <w:b w:val="0"/>
-          <w:i w:val="0"/>
-          <w:sz w:val="22"/>
-        </w:rPr>
-        <w:t>(b) It always presents with acute severe pain from the start</w:t>
+        <w:t xml:space="preserve">(b) Maintaining the airway and monitoring neurologic status</w:t>
       </w:r>
     </w:p>
     <w:p>
-      <w:pPr>
-        <w:spacing w:after="0" w:before="0"/>
-      </w:pPr>
       <w:r>
-        <w:rPr>
-          <w:b w:val="0"/>
-          <w:i w:val="0"/>
-          <w:sz w:val="22"/>
-        </w:rPr>
-        <w:t>(c) It is cured with antibiotics</w:t>
+        <w:t xml:space="preserve">(c) Ambulating the client</w:t>
       </w:r>
     </w:p>
     <w:p>
-      <w:pPr>
-        <w:spacing w:after="0" w:before="0"/>
-      </w:pPr>
       <w:r>
-        <w:rPr>
-          <w:b w:val="0"/>
-          <w:i w:val="0"/>
-          <w:sz w:val="22"/>
-        </w:rPr>
-        <w:t>(d) It is caused by a viral infection</w:t>
+        <w:t xml:space="preserve">(d) Discharge planning only</w:t>
       </w:r>
     </w:p>
     <w:p>
-      <w:pPr>
-        <w:spacing w:after="0" w:before="40"/>
-      </w:pPr>
       <w:r>
-        <w:rPr>
-          <w:b/>
-          <w:i w:val="0"/>
-          <w:sz w:val="22"/>
-        </w:rPr>
-        <w:t>Answer: a</w:t>
+        <w:t xml:space="preserve">Answer: b</w:t>
       </w:r>
     </w:p>
     <w:p>
-      <w:pPr>
-        <w:spacing w:after="0" w:before="0"/>
-      </w:pPr>
       <w:r>
-        <w:rPr>
-          <w:b w:val="0"/>
-          <w:i w:val="0"/>
-          <w:sz w:val="21"/>
-        </w:rPr>
-        <w:t>Solution: Pancreatic cancer is usually asymptomatic until advanced—jaundice, weight loss, and dull pain—so it is often diagnosed late. Treatment is multimodal (Whipple surgery if resectable, chemo, palliation); it is not infectious.</w:t>
+        <w:t xml:space="preserve">Solution: Airway protection, oxygenation, and frequent neurologic checks are the first priorities in acute stroke; feeding waits until swallowing is assessed.</w:t>
       </w:r>
     </w:p>
     <w:p>
-      <w:pPr>
-        <w:spacing w:after="0" w:before="0"/>
-      </w:pPr>
       <w:r>
-        <w:rPr>
-          <w:b w:val="0"/>
-          <w:i w:val="0"/>
-          <w:sz w:val="20"/>
-        </w:rPr>
-        <w:t>Positive Marks: 1</w:t>
+        <w:t xml:space="preserve">Positive Marks: 1</w:t>
       </w:r>
     </w:p>
     <w:p>
-      <w:pPr>
-        <w:spacing w:after="160" w:before="0"/>
-      </w:pPr>
       <w:r>
-        <w:rPr>
-          <w:b w:val="0"/>
-          <w:i w:val="0"/>
-          <w:sz w:val="20"/>
-        </w:rPr>
-        <w:t>Negative Marks: 0.25</w:t>
+        <w:t xml:space="preserve">Negative Marks: 0.25</w:t>
       </w:r>
     </w:p>
     <w:p>
-      <w:pPr>
-        <w:spacing w:after="40" w:before="120"/>
-      </w:pPr>
       <w:r>
-        <w:rPr>
-          <w:b w:val="0"/>
-          <w:i w:val="0"/>
-          <w:sz w:val="22"/>
-        </w:rPr>
-        <w:t>Question: A client with end-stage kidney disease is receiving hemodialysis. Which nursing action is correct during and after dialysis?</w:t>
+        <w:t xml:space="preserve"/>
       </w:r>
     </w:p>
     <w:p>
-      <w:pPr>
-        <w:spacing w:after="0" w:before="0"/>
-      </w:pPr>
       <w:r>
-        <w:rPr>
-          <w:b w:val="0"/>
-          <w:i w:val="0"/>
-          <w:sz w:val="22"/>
-        </w:rPr>
-        <w:t>(a) Monitor for hypotension and bleeding at the access site, and check the vascular access for a thrill and bruit</w:t>
+        <w:t xml:space="preserve">Question: Which pulse site is most commonly used to assess the heart rate in an infant?</w:t>
       </w:r>
     </w:p>
     <w:p>
-      <w:pPr>
-        <w:spacing w:after="0" w:before="0"/>
-      </w:pPr>
       <w:r>
-        <w:rPr>
-          <w:b w:val="0"/>
-          <w:i w:val="0"/>
-          <w:sz w:val="22"/>
-        </w:rPr>
-        <w:t>(b) Encourage a high-potassium diet after dialysis</w:t>
+        <w:t xml:space="preserve">(a) Radial</w:t>
       </w:r>
     </w:p>
     <w:p>
-      <w:pPr>
-        <w:spacing w:after="0" w:before="0"/>
-      </w:pPr>
       <w:r>
-        <w:rPr>
-          <w:b w:val="0"/>
-          <w:i w:val="0"/>
-          <w:sz w:val="22"/>
-        </w:rPr>
-        <w:t>(c) Remove the access dressing and allow the site to stay wet</w:t>
+        <w:t xml:space="preserve">(b) Carotid</w:t>
       </w:r>
     </w:p>
     <w:p>
-      <w:pPr>
-        <w:spacing w:after="0" w:before="0"/>
-      </w:pPr>
       <w:r>
-        <w:rPr>
-          <w:b w:val="0"/>
-          <w:i w:val="0"/>
-          <w:sz w:val="22"/>
-        </w:rPr>
-        <w:t>(d) Allow the client to sleep undisturbed during the whole session</w:t>
+        <w:t xml:space="preserve">(c) Apical</w:t>
       </w:r>
     </w:p>
     <w:p>
-      <w:pPr>
-        <w:spacing w:after="0" w:before="40"/>
-      </w:pPr>
       <w:r>
-        <w:rPr>
-          <w:b/>
-          <w:i w:val="0"/>
-          <w:sz w:val="22"/>
-        </w:rPr>
-        <w:t>Answer: a</w:t>
+        <w:t xml:space="preserve">(d) Femoral</w:t>
       </w:r>
     </w:p>
     <w:p>
-      <w:pPr>
-        <w:spacing w:after="0" w:before="0"/>
-      </w:pPr>
       <w:r>
-        <w:rPr>
-          <w:b w:val="0"/>
-          <w:i w:val="0"/>
-          <w:sz w:val="21"/>
-        </w:rPr>
-        <w:t>Solution: During/after hemodialysis, monitor for hypotension, cramping, and bleeding; the AV fistula/graft is checked for thrill and bruit, kept clean and dry, and used only for dialysis. High-potassium foods are restricted in renal failure.</w:t>
+        <w:t xml:space="preserve">Answer: c</w:t>
       </w:r>
     </w:p>
     <w:p>
-      <w:pPr>
-        <w:spacing w:after="0" w:before="0"/>
-      </w:pPr>
       <w:r>
-        <w:rPr>
-          <w:b w:val="0"/>
-          <w:i w:val="0"/>
-          <w:sz w:val="20"/>
-        </w:rPr>
-        <w:t>Positive Marks: 1</w:t>
+        <w:t xml:space="preserve">Solution: The apical pulse (auscultated for a full minute) is preferred in infants and young children because peripheral pulses are weak and irregular.</w:t>
       </w:r>
     </w:p>
     <w:p>
-      <w:pPr>
-        <w:spacing w:after="160" w:before="0"/>
-      </w:pPr>
       <w:r>
-        <w:rPr>
-          <w:b w:val="0"/>
-          <w:i w:val="0"/>
-          <w:sz w:val="20"/>
-        </w:rPr>
-        <w:t>Negative Marks: 0.25</w:t>
+        <w:t xml:space="preserve">Positive Marks: 1</w:t>
       </w:r>
     </w:p>
     <w:p>
-      <w:pPr>
-        <w:spacing w:after="40" w:before="120"/>
-      </w:pPr>
       <w:r>
-        <w:rPr>
-          <w:b w:val="0"/>
-          <w:i w:val="0"/>
-          <w:sz w:val="22"/>
-        </w:rPr>
-        <w:t>Question: A client with hyperthyroidism develops a sudden fever of 40°C, heart rate 150 bpm, agitation, and vomiting. Which condition is most likely?</w:t>
+        <w:t xml:space="preserve">Negative Marks: 0.25</w:t>
       </w:r>
     </w:p>
     <w:p>
-      <w:pPr>
-        <w:spacing w:after="0" w:before="0"/>
-      </w:pPr>
       <w:r>
-        <w:rPr>
-          <w:b w:val="0"/>
-          <w:i w:val="0"/>
-          <w:sz w:val="22"/>
-        </w:rPr>
-        <w:t>(a) Thyroid storm</w:t>
+        <w:t xml:space="preserve"/>
       </w:r>
     </w:p>
     <w:p>
-      <w:pPr>
-        <w:spacing w:after="0" w:before="0"/>
-      </w:pPr>
       <w:r>
-        <w:rPr>
-          <w:b w:val="0"/>
-          <w:i w:val="0"/>
-          <w:sz w:val="22"/>
-        </w:rPr>
-        <w:t>(b) Hypoglycemia</w:t>
+        <w:t xml:space="preserve">Question: The most common fetal presentation at term is:</w:t>
       </w:r>
     </w:p>
     <w:p>
-      <w:pPr>
-        <w:spacing w:after="0" w:before="0"/>
-      </w:pPr>
       <w:r>
-        <w:rPr>
-          <w:b w:val="0"/>
-          <w:i w:val="0"/>
-          <w:sz w:val="22"/>
-        </w:rPr>
-        <w:t>(c) Myocardial infarction</w:t>
+        <w:t xml:space="preserve">(a) Vertex (cephalic)</w:t>
       </w:r>
     </w:p>
     <w:p>
-      <w:pPr>
-        <w:spacing w:after="0" w:before="0"/>
-      </w:pPr>
       <w:r>
-        <w:rPr>
-          <w:b w:val="0"/>
-          <w:i w:val="0"/>
-          <w:sz w:val="22"/>
-        </w:rPr>
-        <w:t>(d) Serotonin syndrome</w:t>
+        <w:t xml:space="preserve">(b) Breech</w:t>
       </w:r>
     </w:p>
     <w:p>
-      <w:pPr>
-        <w:spacing w:after="0" w:before="40"/>
-      </w:pPr>
       <w:r>
-        <w:rPr>
-          <w:b/>
-          <w:i w:val="0"/>
-          <w:sz w:val="22"/>
-        </w:rPr>
-        <w:t>Answer: a</w:t>
+        <w:t xml:space="preserve">(c) Transverse</w:t>
       </w:r>
     </w:p>
     <w:p>
-      <w:pPr>
-        <w:spacing w:after="0" w:before="0"/>
-      </w:pPr>
       <w:r>
-        <w:rPr>
-          <w:b w:val="0"/>
-          <w:i w:val="0"/>
-          <w:sz w:val="21"/>
-        </w:rPr>
-        <w:t>Solution: Thyroid storm is a life-threatening exacerbation of hyperthyroidism—high fever, extreme tachycardia, agitation, vomiting, and delirium—often triggered by infection or stress. It is treated with antithyroid drugs, beta-blockers, and cooling.</w:t>
+        <w:t xml:space="preserve">(d) Face</w:t>
       </w:r>
     </w:p>
     <w:p>
-      <w:pPr>
-        <w:spacing w:after="0" w:before="0"/>
-      </w:pPr>
       <w:r>
-        <w:rPr>
-          <w:b w:val="0"/>
-          <w:i w:val="0"/>
-          <w:sz w:val="20"/>
-        </w:rPr>
-        <w:t>Positive Marks: 1</w:t>
+        <w:t xml:space="preserve">Answer: a</w:t>
       </w:r>
     </w:p>
     <w:p>
-      <w:pPr>
-        <w:spacing w:after="160" w:before="0"/>
-      </w:pPr>
       <w:r>
-        <w:rPr>
-          <w:b w:val="0"/>
-          <w:i w:val="0"/>
-          <w:sz w:val="20"/>
-        </w:rPr>
-        <w:t>Negative Marks: 0.25</w:t>
+        <w:t xml:space="preserve">Solution: About 96% of term babies present by the vertex (head first) — the optimal presentation for vaginal delivery.</w:t>
       </w:r>
     </w:p>
     <w:p>
-      <w:pPr>
-        <w:spacing w:after="40" w:before="120"/>
-      </w:pPr>
       <w:r>
-        <w:rPr>
-          <w:b w:val="0"/>
-          <w:i w:val="0"/>
-          <w:sz w:val="22"/>
-        </w:rPr>
-        <w:t>Question: Which is the correct technique when performing wound debridement in the presence of necrotic tissue?</w:t>
+        <w:t xml:space="preserve">Positive Marks: 1</w:t>
       </w:r>
     </w:p>
     <w:p>
-      <w:pPr>
-        <w:spacing w:after="0" w:before="0"/>
-      </w:pPr>
       <w:r>
-        <w:rPr>
-          <w:b w:val="0"/>
-          <w:i w:val="0"/>
-          <w:sz w:val="22"/>
-        </w:rPr>
-        <w:t>(a) Necrotic tissue is removed by the prescribed method (sharp, mechanical, enzymatic, or autolytic) and the wound is reassessed at each dressing change</w:t>
+        <w:t xml:space="preserve">Negative Marks: 0.25</w:t>
       </w:r>
     </w:p>
     <w:p>
-      <w:pPr>
-        <w:spacing w:after="0" w:before="0"/>
-      </w:pPr>
       <w:r>
-        <w:rPr>
-          <w:b w:val="0"/>
-          <w:i w:val="0"/>
-          <w:sz w:val="22"/>
-        </w:rPr>
-        <w:t>(b) All necrotic tissue is left in place permanently</w:t>
+        <w:t xml:space="preserve"/>
       </w:r>
     </w:p>
     <w:p>
-      <w:pPr>
-        <w:spacing w:after="0" w:before="0"/>
-      </w:pPr>
       <w:r>
-        <w:rPr>
-          <w:b w:val="0"/>
-          <w:i w:val="0"/>
-          <w:sz w:val="22"/>
-        </w:rPr>
-        <w:t>(c) Necrotic tissue is rubbed vigorously with dry gauze</w:t>
+        <w:t xml:space="preserve">Question: A baby weighing less than which value at birth is classified as low birth weight?</w:t>
       </w:r>
     </w:p>
     <w:p>
-      <w:pPr>
-        <w:spacing w:after="0" w:before="0"/>
-      </w:pPr>
       <w:r>
-        <w:rPr>
-          <w:b w:val="0"/>
-          <w:i w:val="0"/>
-          <w:sz w:val="22"/>
-        </w:rPr>
-        <w:t>(d) Debridement is done only once and never repeated</w:t>
+        <w:t xml:space="preserve">(a) 3.5 kg</w:t>
       </w:r>
     </w:p>
     <w:p>
-      <w:pPr>
-        <w:spacing w:after="0" w:before="40"/>
-      </w:pPr>
       <w:r>
-        <w:rPr>
-          <w:b/>
-          <w:i w:val="0"/>
-          <w:sz w:val="22"/>
-        </w:rPr>
-        <w:t>Answer: a</w:t>
+        <w:t xml:space="preserve">(b) 3 kg</w:t>
       </w:r>
     </w:p>
     <w:p>
-      <w:pPr>
-        <w:spacing w:after="0" w:before="0"/>
-      </w:pPr>
       <w:r>
-        <w:rPr>
-          <w:b w:val="0"/>
-          <w:i w:val="0"/>
-          <w:sz w:val="21"/>
-        </w:rPr>
-        <w:t>Solution: Debridement (sharp, mechanical, enzymatic, or autolytic) removes nonviable tissue to promote healing; the wound is reassessed each visit and debridement repeated as needed. Necrotic tissue impairs healing and hides infection.</w:t>
+        <w:t xml:space="preserve">(c) 2 kg</w:t>
       </w:r>
     </w:p>
     <w:p>
-      <w:pPr>
-        <w:spacing w:after="0" w:before="0"/>
-      </w:pPr>
       <w:r>
-        <w:rPr>
-          <w:b w:val="0"/>
-          <w:i w:val="0"/>
-          <w:sz w:val="20"/>
-        </w:rPr>
-        <w:t>Positive Marks: 1</w:t>
+        <w:t xml:space="preserve">(d) 2.5 kg</w:t>
       </w:r>
     </w:p>
     <w:p>
-      <w:pPr>
-        <w:spacing w:after="160" w:before="0"/>
-      </w:pPr>
       <w:r>
-        <w:rPr>
-          <w:b w:val="0"/>
-          <w:i w:val="0"/>
-          <w:sz w:val="20"/>
-        </w:rPr>
-        <w:t>Negative Marks: 0.25</w:t>
+        <w:t xml:space="preserve">Answer: d</w:t>
       </w:r>
     </w:p>
     <w:p>
-      <w:pPr>
-        <w:spacing w:after="40" w:before="120"/>
-      </w:pPr>
       <w:r>
-        <w:rPr>
-          <w:b w:val="0"/>
-          <w:i w:val="0"/>
-          <w:sz w:val="22"/>
-        </w:rPr>
-        <w:t>Question: A client is admitted 4 hours after ingesting a large amount of acetaminophen. Which intervention is most appropriate?</w:t>
+        <w:t xml:space="preserve">Solution: Low birth weight is defined as less than 2500 g (2.5 kg) at birth, regardless of gestational age.</w:t>
       </w:r>
     </w:p>
     <w:p>
-      <w:pPr>
-        <w:spacing w:after="0" w:before="0"/>
-      </w:pPr>
       <w:r>
-        <w:rPr>
-          <w:b w:val="0"/>
-          <w:i w:val="0"/>
-          <w:sz w:val="22"/>
-        </w:rPr>
-        <w:t>(a) Administer the antidote N-acetylcysteine as soon as possible, after checking the serum level</w:t>
+        <w:t xml:space="preserve">Positive Marks: 1</w:t>
       </w:r>
     </w:p>
     <w:p>
-      <w:pPr>
-        <w:spacing w:after="0" w:before="0"/>
-      </w:pPr>
       <w:r>
-        <w:rPr>
-          <w:b w:val="0"/>
-          <w:i w:val="0"/>
-          <w:sz w:val="22"/>
-        </w:rPr>
-        <w:t>(b) Give activated charcoal only and send home</w:t>
+        <w:t xml:space="preserve">Negative Marks: 0.25</w:t>
       </w:r>
     </w:p>
     <w:p>
-      <w:pPr>
-        <w:spacing w:after="0" w:before="0"/>
-      </w:pPr>
       <w:r>
-        <w:rPr>
-          <w:b w:val="0"/>
-          <w:i w:val="0"/>
-          <w:sz w:val="22"/>
-        </w:rPr>
-        <w:t>(c) Wait 48 hours before any treatment</w:t>
+        <w:t xml:space="preserve"/>
       </w:r>
     </w:p>
     <w:p>
-      <w:pPr>
-        <w:spacing w:after="0" w:before="0"/>
-      </w:pPr>
       <w:r>
-        <w:rPr>
-          <w:b w:val="0"/>
-          <w:i w:val="0"/>
-          <w:sz w:val="22"/>
-        </w:rPr>
-        <w:t>(d) Give an emetic and observe</w:t>
+        <w:t xml:space="preserve">Question: A client who blames others for his own shortcomings is using which defense mechanism?</w:t>
       </w:r>
     </w:p>
     <w:p>
-      <w:pPr>
-        <w:spacing w:after="0" w:before="40"/>
-      </w:pPr>
       <w:r>
-        <w:rPr>
-          <w:b/>
-          <w:i w:val="0"/>
-          <w:sz w:val="22"/>
-        </w:rPr>
-        <w:t>Answer: a</w:t>
+        <w:t xml:space="preserve">(a) Repression</w:t>
       </w:r>
     </w:p>
     <w:p>
-      <w:pPr>
-        <w:spacing w:after="0" w:before="0"/>
-      </w:pPr>
       <w:r>
-        <w:rPr>
-          <w:b w:val="0"/>
-          <w:i w:val="0"/>
-          <w:sz w:val="21"/>
-        </w:rPr>
-        <w:t>Solution: Acetaminophen overdose causes potentially fatal hepatotoxicity; N-acetylcysteine (the antidote) is most effective within 8-10 hours, and the serum level is used with the Rumack-Matthew nomogram. Early treatment prevents liver failure.</w:t>
+        <w:t xml:space="preserve">(b) Projection</w:t>
       </w:r>
     </w:p>
     <w:p>
-      <w:pPr>
-        <w:spacing w:after="0" w:before="0"/>
-      </w:pPr>
       <w:r>
-        <w:rPr>
-          <w:b w:val="0"/>
-          <w:i w:val="0"/>
-          <w:sz w:val="20"/>
-        </w:rPr>
-        <w:t>Positive Marks: 1</w:t>
+        <w:t xml:space="preserve">(c) Sublimation</w:t>
       </w:r>
     </w:p>
     <w:p>
-      <w:pPr>
-        <w:spacing w:after="160" w:before="0"/>
-      </w:pPr>
       <w:r>
-        <w:rPr>
-          <w:b w:val="0"/>
-          <w:i w:val="0"/>
-          <w:sz w:val="20"/>
-        </w:rPr>
-        <w:t>Negative Marks: 0.25</w:t>
+        <w:t xml:space="preserve">(d) Rationalization</w:t>
       </w:r>
     </w:p>
     <w:p>
-      <w:pPr>
-        <w:spacing w:after="40" w:before="120"/>
-      </w:pPr>
       <w:r>
-        <w:rPr>
-          <w:b w:val="0"/>
-          <w:i w:val="0"/>
-          <w:sz w:val="22"/>
-        </w:rPr>
-        <w:t>Question: A client has a ureteral stent placed after ureteroscopy for a stone. Which instruction is correct?</w:t>
+        <w:t xml:space="preserve">Answer: b</w:t>
       </w:r>
     </w:p>
     <w:p>
-      <w:pPr>
-        <w:spacing w:after="0" w:before="0"/>
-      </w:pPr>
       <w:r>
-        <w:rPr>
-          <w:b w:val="0"/>
-          <w:i w:val="0"/>
-          <w:sz w:val="22"/>
-        </w:rPr>
-        <w:t>(a) Expect some blood-tinged urine and flank discomfort; increase fluids and report fever or inability to void</w:t>
+        <w:t xml:space="preserve">Solution: Projection attributes one's own unacceptable feelings or faults to others. Repression is unconscious forgetting and sublimation channels impulses into acceptable activity.</w:t>
       </w:r>
     </w:p>
     <w:p>
-      <w:pPr>
-        <w:spacing w:after="0" w:before="0"/>
-      </w:pPr>
       <w:r>
-        <w:rPr>
-          <w:b w:val="0"/>
-          <w:i w:val="0"/>
-          <w:sz w:val="22"/>
-        </w:rPr>
-        <w:t>(b) Remove the stent at home</w:t>
+        <w:t xml:space="preserve">Positive Marks: 1</w:t>
       </w:r>
     </w:p>
     <w:p>
-      <w:pPr>
-        <w:spacing w:after="0" w:before="0"/>
-      </w:pPr>
       <w:r>
-        <w:rPr>
-          <w:b w:val="0"/>
-          <w:i w:val="0"/>
-          <w:sz w:val="22"/>
-        </w:rPr>
-        <w:t>(c) Avoid urinating for 24 hours</w:t>
+        <w:t xml:space="preserve">Negative Marks: 0.25</w:t>
       </w:r>
     </w:p>
     <w:p>
-      <w:pPr>
-        <w:spacing w:after="0" w:before="0"/>
-      </w:pPr>
       <w:r>
-        <w:rPr>
-          <w:b w:val="0"/>
-          <w:i w:val="0"/>
-          <w:sz w:val="22"/>
-        </w:rPr>
-        <w:t>(d) Restrict fluids completely</w:t>
+        <w:t xml:space="preserve"/>
       </w:r>
     </w:p>
     <w:p>
-      <w:pPr>
-        <w:spacing w:after="0" w:before="40"/>
-      </w:pPr>
       <w:r>
-        <w:rPr>
-          <w:b/>
-          <w:i w:val="0"/>
-          <w:sz w:val="22"/>
-        </w:rPr>
-        <w:t>Answer: a</w:t>
+        <w:t xml:space="preserve">Question: MCH services aim to:</w:t>
       </w:r>
     </w:p>
     <w:p>
-      <w:pPr>
-        <w:spacing w:after="0" w:before="0"/>
-      </w:pPr>
       <w:r>
-        <w:rPr>
-          <w:b w:val="0"/>
-          <w:i w:val="0"/>
-          <w:sz w:val="21"/>
-        </w:rPr>
-        <w:t>Solution: Ureteral stents commonly cause hematuria, flank discomfort, and urinary frequency; increased fluids are encouraged and fever, severe pain, or inability to void are reported. The stent is removed by the provider.</w:t>
+        <w:t xml:space="preserve">(a) Treat only elderly clients</w:t>
       </w:r>
     </w:p>
     <w:p>
-      <w:pPr>
-        <w:spacing w:after="0" w:before="0"/>
-      </w:pPr>
       <w:r>
-        <w:rPr>
-          <w:b w:val="0"/>
-          <w:i w:val="0"/>
-          <w:sz w:val="20"/>
-        </w:rPr>
-        <w:t>Positive Marks: 1</w:t>
+        <w:t xml:space="preserve">(b) Provide emergency surgery</w:t>
       </w:r>
     </w:p>
     <w:p>
-      <w:pPr>
-        <w:spacing w:after="160" w:before="0"/>
-      </w:pPr>
       <w:r>
-        <w:rPr>
-          <w:b w:val="0"/>
-          <w:i w:val="0"/>
-          <w:sz w:val="20"/>
-        </w:rPr>
-        <w:t>Negative Marks: 0.25</w:t>
+        <w:t xml:space="preserve">(c) Promote the health of mothers and children</w:t>
       </w:r>
     </w:p>
     <w:p>
-      <w:pPr>
-        <w:spacing w:after="40" w:before="120"/>
-      </w:pPr>
       <w:r>
-        <w:rPr>
-          <w:b w:val="0"/>
-          <w:i w:val="0"/>
-          <w:sz w:val="22"/>
-        </w:rPr>
-        <w:t>Question: Which is correct regarding the SIX RIGHTS of medication administration?</w:t>
+        <w:t xml:space="preserve">(d) Control epidemics only</w:t>
       </w:r>
     </w:p>
     <w:p>
-      <w:pPr>
-        <w:spacing w:after="0" w:before="0"/>
-      </w:pPr>
       <w:r>
-        <w:rPr>
-          <w:b w:val="0"/>
-          <w:i w:val="0"/>
-          <w:sz w:val="22"/>
-        </w:rPr>
-        <w:t>(a) The six rights are right patient, drug, dose, route, time, and documentation</w:t>
+        <w:t xml:space="preserve">Answer: c</w:t>
       </w:r>
     </w:p>
     <w:p>
-      <w:pPr>
-        <w:spacing w:after="0" w:before="0"/>
-      </w:pPr>
       <w:r>
-        <w:rPr>
-          <w:b w:val="0"/>
-          <w:i w:val="0"/>
-          <w:sz w:val="22"/>
-        </w:rPr>
-        <w:t>(b) The rights apply only to injectable drugs</w:t>
+        <w:t xml:space="preserve">Solution: Maternal and child health services focus on antenatal care, safe delivery, immunization, and child growth — improving outcomes for mothers and children.</w:t>
       </w:r>
     </w:p>
     <w:p>
-      <w:pPr>
-        <w:spacing w:after="0" w:before="0"/>
-      </w:pPr>
       <w:r>
-        <w:rPr>
-          <w:b w:val="0"/>
-          <w:i w:val="0"/>
-          <w:sz w:val="22"/>
-        </w:rPr>
-        <w:t>(c) Documentation is not a right</w:t>
+        <w:t xml:space="preserve">Positive Marks: 1</w:t>
       </w:r>
     </w:p>
     <w:p>
-      <w:pPr>
-        <w:spacing w:after="0" w:before="0"/>
-      </w:pPr>
       <w:r>
-        <w:rPr>
-          <w:b w:val="0"/>
-          <w:i w:val="0"/>
-          <w:sz w:val="22"/>
-        </w:rPr>
-        <w:t>(d) Only the drug name needs to be checked</w:t>
+        <w:t xml:space="preserve">Negative Marks: 0.25</w:t>
       </w:r>
     </w:p>
     <w:p>
-      <w:pPr>
-        <w:spacing w:after="0" w:before="40"/>
-      </w:pPr>
       <w:r>
-        <w:rPr>
-          <w:b/>
-          <w:i w:val="0"/>
-          <w:sz w:val="22"/>
-        </w:rPr>
-        <w:t>Answer: a</w:t>
+        <w:t xml:space="preserve"/>
       </w:r>
     </w:p>
     <w:p>
-      <w:pPr>
-        <w:spacing w:after="0" w:before="0"/>
-      </w:pPr>
       <w:r>
-        <w:rPr>
-          <w:b w:val="0"/>
-          <w:i w:val="0"/>
-          <w:sz w:val="21"/>
-        </w:rPr>
-        <w:t>Solution: The rights of medication administration—right patient, drug, dose, route, time, and documentation—guide safe administration and error prevention. Some lists add right reason and right response.</w:t>
+        <w:t xml:space="preserve">Question: Antacids are most effective when taken:</w:t>
       </w:r>
     </w:p>
     <w:p>
-      <w:pPr>
-        <w:spacing w:after="0" w:before="0"/>
-      </w:pPr>
       <w:r>
-        <w:rPr>
-          <w:b w:val="0"/>
-          <w:i w:val="0"/>
-          <w:sz w:val="20"/>
-        </w:rPr>
-        <w:t>Positive Marks: 1</w:t>
+        <w:t xml:space="preserve">(a) 1-3 hours after meals and at bedtime</w:t>
       </w:r>
     </w:p>
     <w:p>
-      <w:pPr>
-        <w:spacing w:after="160" w:before="0"/>
-      </w:pPr>
       <w:r>
-        <w:rPr>
-          <w:b w:val="0"/>
-          <w:i w:val="0"/>
-          <w:sz w:val="20"/>
-        </w:rPr>
-        <w:t>Negative Marks: 0.25</w:t>
+        <w:t xml:space="preserve">(b) Only at bedtime</w:t>
       </w:r>
     </w:p>
     <w:p>
-      <w:pPr>
-        <w:spacing w:after="40" w:before="120"/>
-      </w:pPr>
       <w:r>
-        <w:rPr>
-          <w:b w:val="0"/>
-          <w:i w:val="0"/>
-          <w:sz w:val="22"/>
-        </w:rPr>
-        <w:t>Question: Which action is required when handling controlled substances (narcotics) on a nursing unit?</w:t>
+        <w:t xml:space="preserve">(c) Before breakfast only</w:t>
       </w:r>
     </w:p>
     <w:p>
-      <w:pPr>
-        <w:spacing w:after="0" w:before="0"/>
-      </w:pPr>
       <w:r>
-        <w:rPr>
-          <w:b w:val="0"/>
-          <w:i w:val="0"/>
-          <w:sz w:val="22"/>
-        </w:rPr>
-        <w:t>(a) Count controlled substances at each shift change with another nurse and document discrepancies</w:t>
+        <w:t xml:space="preserve">(d) With iron tablets</w:t>
       </w:r>
     </w:p>
     <w:p>
-      <w:pPr>
-        <w:spacing w:after="0" w:before="0"/>
-      </w:pPr>
       <w:r>
-        <w:rPr>
-          <w:b w:val="0"/>
-          <w:i w:val="0"/>
-          <w:sz w:val="22"/>
-        </w:rPr>
-        <w:t>(b) Keep the narcotic drawer open for easy access</w:t>
+        <w:t xml:space="preserve">Answer: a</w:t>
       </w:r>
     </w:p>
     <w:p>
-      <w:pPr>
-        <w:spacing w:after="0" w:before="0"/>
-      </w:pPr>
       <w:r>
-        <w:rPr>
-          <w:b w:val="0"/>
-          <w:i w:val="0"/>
-          <w:sz w:val="22"/>
-        </w:rPr>
-        <w:t>(c) Allow one nurse to count alone silently</w:t>
+        <w:t xml:space="preserve">Solution: Gastric acid peaks after meals, so antacids taken 1-3 hours after meals and at bedtime neutralize acid most effectively.</w:t>
       </w:r>
     </w:p>
     <w:p>
-      <w:pPr>
-        <w:spacing w:after="0" w:before="0"/>
-      </w:pPr>
       <w:r>
-        <w:rPr>
-          <w:b w:val="0"/>
-          <w:i w:val="0"/>
-          <w:sz w:val="22"/>
-        </w:rPr>
-        <w:t>(d) Never document narcotic waste</w:t>
+        <w:t xml:space="preserve">Positive Marks: 1</w:t>
       </w:r>
     </w:p>
     <w:p>
-      <w:pPr>
-        <w:spacing w:after="0" w:before="40"/>
-      </w:pPr>
       <w:r>
-        <w:rPr>
-          <w:b/>
-          <w:i w:val="0"/>
-          <w:sz w:val="22"/>
-        </w:rPr>
-        <w:t>Answer: a</w:t>
+        <w:t xml:space="preserve">Negative Marks: 0.25</w:t>
       </w:r>
     </w:p>
     <w:p>
-      <w:pPr>
-        <w:spacing w:after="0" w:before="0"/>
-      </w:pPr>
       <w:r>
-        <w:rPr>
-          <w:b w:val="0"/>
-          <w:i w:val="0"/>
-          <w:sz w:val="21"/>
-        </w:rPr>
-        <w:t>Solution: Controlled substances are counted and signed by two nurses at each shift change; discrepancies and waste (with a witness) are documented per policy. Unlocked access and undocumented counts violate legal standards.</w:t>
+        <w:t xml:space="preserve"/>
       </w:r>
     </w:p>
     <w:p>
-      <w:pPr>
-        <w:spacing w:after="0" w:before="0"/>
-      </w:pPr>
       <w:r>
-        <w:rPr>
-          <w:b w:val="0"/>
-          <w:i w:val="0"/>
-          <w:sz w:val="20"/>
-        </w:rPr>
-        <w:t>Positive Marks: 1</w:t>
+        <w:t xml:space="preserve">Question: The respiratory center is located in the:</w:t>
       </w:r>
     </w:p>
     <w:p>
-      <w:pPr>
-        <w:spacing w:after="160" w:before="0"/>
-      </w:pPr>
       <w:r>
-        <w:rPr>
-          <w:b w:val="0"/>
-          <w:i w:val="0"/>
-          <w:sz w:val="20"/>
-        </w:rPr>
-        <w:t>Negative Marks: 0.25</w:t>
+        <w:t xml:space="preserve">(a) Cerebellum</w:t>
       </w:r>
     </w:p>
     <w:p>
-      <w:pPr>
-        <w:spacing w:after="40" w:before="120"/>
-      </w:pPr>
       <w:r>
-        <w:rPr>
-          <w:b w:val="0"/>
-          <w:i w:val="0"/>
-          <w:sz w:val="22"/>
-        </w:rPr>
-        <w:t>Question: Which technique is correct for capillary blood glucose monitoring?</w:t>
+        <w:t xml:space="preserve">(b) Cerebrum</w:t>
       </w:r>
     </w:p>
     <w:p>
-      <w:pPr>
-        <w:spacing w:after="0" w:before="0"/>
-      </w:pPr>
       <w:r>
-        <w:rPr>
-          <w:b w:val="0"/>
-          <w:i w:val="0"/>
-          <w:sz w:val="22"/>
-        </w:rPr>
-        <w:t>(a) Prick the side of the fingertip, wipe the first drop, apply blood to the strip, and document the result</w:t>
+        <w:t xml:space="preserve">(c) Spinal cord</w:t>
       </w:r>
     </w:p>
     <w:p>
-      <w:pPr>
-        <w:spacing w:after="0" w:before="0"/>
-      </w:pPr>
       <w:r>
-        <w:rPr>
-          <w:b w:val="0"/>
-          <w:i w:val="0"/>
-          <w:sz w:val="22"/>
-        </w:rPr>
-        <w:t>(b) Prick the center of the fingertip and squeeze hard</w:t>
+        <w:t xml:space="preserve">(d) Medulla oblongata</w:t>
       </w:r>
     </w:p>
     <w:p>
-      <w:pPr>
-        <w:spacing w:after="0" w:before="0"/>
-      </w:pPr>
       <w:r>
-        <w:rPr>
-          <w:b w:val="0"/>
-          <w:i w:val="0"/>
-          <w:sz w:val="22"/>
-        </w:rPr>
-        <w:t>(c) Use the same finger repeatedly without rotation</w:t>
+        <w:t xml:space="preserve">Answer: d</w:t>
       </w:r>
     </w:p>
     <w:p>
-      <w:pPr>
-        <w:spacing w:after="0" w:before="0"/>
-      </w:pPr>
       <w:r>
-        <w:rPr>
-          <w:b w:val="0"/>
-          <w:i w:val="0"/>
-          <w:sz w:val="22"/>
-        </w:rPr>
-        <w:t>(d) Test only when the client is symptomatic</w:t>
+        <w:t xml:space="preserve">Solution: The medulla oblongata in the brainstem contains the respiratory centers controlling rate and depth of breathing.</w:t>
       </w:r>
     </w:p>
     <w:p>
-      <w:pPr>
-        <w:spacing w:after="0" w:before="40"/>
-      </w:pPr>
       <w:r>
-        <w:rPr>
-          <w:b/>
-          <w:i w:val="0"/>
-          <w:sz w:val="22"/>
-        </w:rPr>
-        <w:t>Answer: a</w:t>
+        <w:t xml:space="preserve">Positive Marks: 1</w:t>
       </w:r>
     </w:p>
     <w:p>
-      <w:pPr>
-        <w:spacing w:after="0" w:before="0"/>
-      </w:pPr>
       <w:r>
-        <w:rPr>
-          <w:b w:val="0"/>
-          <w:i w:val="0"/>
-          <w:sz w:val="21"/>
-        </w:rPr>
-        <w:t>Solution: Glucometry: use the side of the fingertip (less painful), rotate sites, wipe the first drop, apply blood to the test strip, and record the result. Routine monitoring is scheduled, not only when symptomatic.</w:t>
+        <w:t xml:space="preserve">Negative Marks: 0.25</w:t>
       </w:r>
     </w:p>
     <w:p>
-      <w:pPr>
-        <w:spacing w:after="0" w:before="0"/>
-      </w:pPr>
       <w:r>
-        <w:rPr>
-          <w:b w:val="0"/>
-          <w:i w:val="0"/>
-          <w:sz w:val="20"/>
-        </w:rPr>
-        <w:t>Positive Marks: 1</w:t>
+        <w:t xml:space="preserve"/>
       </w:r>
     </w:p>
     <w:p>
-      <w:pPr>
-        <w:spacing w:after="160" w:before="0"/>
-      </w:pPr>
       <w:r>
-        <w:rPr>
-          <w:b w:val="0"/>
-          <w:i w:val="0"/>
-          <w:sz w:val="20"/>
-        </w:rPr>
-        <w:t>Negative Marks: 0.25</w:t>
+        <w:t xml:space="preserve">Question: Before defibrillation, the nurse should ensure that:</w:t>
       </w:r>
     </w:p>
     <w:p>
-      <w:pPr>
-        <w:spacing w:after="40" w:before="120"/>
-      </w:pPr>
       <w:r>
-        <w:rPr>
-          <w:b w:val="0"/>
-          <w:i w:val="0"/>
-          <w:sz w:val="22"/>
-        </w:rPr>
-        <w:t>Question: Which breathing technique is most helpful during the second stage of labor when the client feels the urge to push?</w:t>
+        <w:t xml:space="preserve">(a) The client is holding a metal object</w:t>
       </w:r>
     </w:p>
     <w:p>
-      <w:pPr>
-        <w:spacing w:after="0" w:before="0"/>
-      </w:pPr>
       <w:r>
-        <w:rPr>
-          <w:b w:val="0"/>
-          <w:i w:val="0"/>
-          <w:sz w:val="22"/>
-        </w:rPr>
-        <w:t>(a) A slow, deep breath with a sustained push (closed-glottis pushing may be limited to short periods as guided)</w:t>
+        <w:t xml:space="preserve">(b) No one is touching the client or the bed</w:t>
       </w:r>
     </w:p>
     <w:p>
-      <w:pPr>
-        <w:spacing w:after="0" w:before="0"/>
-      </w:pPr>
       <w:r>
-        <w:rPr>
-          <w:b w:val="0"/>
-          <w:i w:val="0"/>
-          <w:sz w:val="22"/>
-        </w:rPr>
-        <w:t>(b) Rapid shallow breathing with no pushing</w:t>
+        <w:t xml:space="preserve">(c) Oxygen is flowing at high concentration directly over the chest</w:t>
       </w:r>
     </w:p>
     <w:p>
-      <w:pPr>
-        <w:spacing w:after="0" w:before="0"/>
-      </w:pPr>
       <w:r>
-        <w:rPr>
-          <w:b w:val="0"/>
-          <w:i w:val="0"/>
-          <w:sz w:val="22"/>
-        </w:rPr>
-        <w:t>(c) Holding the breath indefinitely</w:t>
+        <w:t xml:space="preserve">(d) The bed rails are metal and grounded</w:t>
       </w:r>
     </w:p>
     <w:p>
-      <w:pPr>
-        <w:spacing w:after="0" w:before="0"/>
-      </w:pPr>
       <w:r>
-        <w:rPr>
-          <w:b w:val="0"/>
-          <w:i w:val="0"/>
-          <w:sz w:val="22"/>
-        </w:rPr>
-        <w:t>(d) Breathing only through the mouth</w:t>
+        <w:t xml:space="preserve">Answer: b</w:t>
       </w:r>
     </w:p>
     <w:p>
-      <w:pPr>
-        <w:spacing w:after="0" w:before="40"/>
-      </w:pPr>
       <w:r>
-        <w:rPr>
-          <w:b/>
-          <w:i w:val="0"/>
-          <w:sz w:val="22"/>
-        </w:rPr>
-        <w:t>Answer: a</w:t>
+        <w:t xml:space="preserve">Solution: Everyone must stand clear of the client and the bed before the shock is delivered to prevent injury from current conduction.</w:t>
       </w:r>
     </w:p>
     <w:p>
-      <w:pPr>
-        <w:spacing w:after="0" w:before="0"/>
-      </w:pPr>
       <w:r>
-        <w:rPr>
-          <w:b w:val="0"/>
-          <w:i w:val="0"/>
-          <w:sz w:val="21"/>
-        </w:rPr>
-        <w:t>Solution: During the second stage, the client takes a deep breath and bears down with contractions (open-glottis pushing is often encouraged to reduce perineal trauma); breathing techniques in the first stage focus on relaxation. Technique is guided by the provider.</w:t>
+        <w:t xml:space="preserve">Positive Marks: 1</w:t>
       </w:r>
     </w:p>
     <w:p>
-      <w:pPr>
-        <w:spacing w:after="0" w:before="0"/>
-      </w:pPr>
       <w:r>
-        <w:rPr>
-          <w:b w:val="0"/>
-          <w:i w:val="0"/>
-          <w:sz w:val="20"/>
-        </w:rPr>
-        <w:t>Positive Marks: 1</w:t>
+        <w:t xml:space="preserve">Negative Marks: 0.25</w:t>
       </w:r>
     </w:p>
     <w:p>
-      <w:pPr>
-        <w:spacing w:after="160" w:before="0"/>
-      </w:pPr>
       <w:r>
-        <w:rPr>
-          <w:b w:val="0"/>
-          <w:i w:val="0"/>
-          <w:sz w:val="20"/>
-        </w:rPr>
-        <w:t>Negative Marks: 0.25</w:t>
+        <w:t xml:space="preserve"/>
       </w:r>
     </w:p>
     <w:p>
-      <w:pPr>
-        <w:spacing w:after="40" w:before="120"/>
-      </w:pPr>
       <w:r>
-        <w:rPr>
-          <w:b w:val="0"/>
-          <w:i w:val="0"/>
-          <w:sz w:val="22"/>
-        </w:rPr>
-        <w:t>Question: Which nursing action best supports a laboring client?</w:t>
+        <w:t xml:space="preserve">Question: Which is a complete source of protein?</w:t>
       </w:r>
     </w:p>
     <w:p>
-      <w:pPr>
-        <w:spacing w:after="0" w:before="0"/>
-      </w:pPr>
       <w:r>
-        <w:rPr>
-          <w:b w:val="0"/>
-          <w:i w:val="0"/>
-          <w:sz w:val="22"/>
-        </w:rPr>
-        <w:t>(a) Provide continuous support, encouragement, comfort measures, and clear information about progress</w:t>
+        <w:t xml:space="preserve">(a) Rice</w:t>
       </w:r>
     </w:p>
     <w:p>
-      <w:pPr>
-        <w:spacing w:after="0" w:before="0"/>
-      </w:pPr>
       <w:r>
-        <w:rPr>
-          <w:b w:val="0"/>
-          <w:i w:val="0"/>
-          <w:sz w:val="22"/>
-        </w:rPr>
-        <w:t>(b) Leave the client alone to rest</w:t>
+        <w:t xml:space="preserve">(b) Potato</w:t>
       </w:r>
     </w:p>
     <w:p>
-      <w:pPr>
-        <w:spacing w:after="0" w:before="0"/>
-      </w:pPr>
       <w:r>
-        <w:rPr>
-          <w:b w:val="0"/>
-          <w:i w:val="0"/>
-          <w:sz w:val="22"/>
-        </w:rPr>
-        <w:t>(c) Discourage all position changes</w:t>
+        <w:t xml:space="preserve">(c) Egg</w:t>
       </w:r>
     </w:p>
     <w:p>
-      <w:pPr>
-        <w:spacing w:after="0" w:before="0"/>
-      </w:pPr>
       <w:r>
-        <w:rPr>
-          <w:b w:val="0"/>
-          <w:i w:val="0"/>
-          <w:sz w:val="22"/>
-        </w:rPr>
-        <w:t>(d) Avoid giving any information about labor progress</w:t>
+        <w:t xml:space="preserve">(d) Jaggery</w:t>
       </w:r>
     </w:p>
     <w:p>
-      <w:pPr>
-        <w:spacing w:after="0" w:before="40"/>
-      </w:pPr>
       <w:r>
-        <w:rPr>
-          <w:b/>
-          <w:i w:val="0"/>
-          <w:sz w:val="22"/>
-        </w:rPr>
-        <w:t>Answer: a</w:t>
+        <w:t xml:space="preserve">Answer: c</w:t>
       </w:r>
     </w:p>
     <w:p>
-      <w:pPr>
-        <w:spacing w:after="0" w:before="0"/>
-      </w:pPr>
       <w:r>
-        <w:rPr>
-          <w:b w:val="0"/>
-          <w:i w:val="0"/>
-          <w:sz w:val="21"/>
-        </w:rPr>
-        <w:t>Solution: Continuous labor support—presence, encouragement, comfort measures (position changes, massage, breathing coaching), and information—improves outcomes and satisfaction. Isolation and withholding information increase anxiety and pain.</w:t>
+        <w:t xml:space="preserve">Solution: Eggs contain all essential amino acids (complete protein); rice, potato, and jaggery are incomplete or non-protein foods.</w:t>
       </w:r>
     </w:p>
     <w:p>
-      <w:pPr>
-        <w:spacing w:after="0" w:before="0"/>
-      </w:pPr>
       <w:r>
-        <w:rPr>
-          <w:b w:val="0"/>
-          <w:i w:val="0"/>
-          <w:sz w:val="20"/>
-        </w:rPr>
-        <w:t>Positive Marks: 1</w:t>
+        <w:t xml:space="preserve">Positive Marks: 1</w:t>
       </w:r>
     </w:p>
     <w:p>
-      <w:pPr>
-        <w:spacing w:after="160" w:before="0"/>
-      </w:pPr>
       <w:r>
-        <w:rPr>
-          <w:b w:val="0"/>
-          <w:i w:val="0"/>
-          <w:sz w:val="20"/>
-        </w:rPr>
-        <w:t>Negative Marks: 0.25</w:t>
+        <w:t xml:space="preserve">Negative Marks: 0.25</w:t>
       </w:r>
     </w:p>
     <w:p>
-      <w:pPr>
-        <w:spacing w:after="40" w:before="120"/>
-      </w:pPr>
       <w:r>
-        <w:rPr>
-          <w:b w:val="0"/>
-          <w:i w:val="0"/>
-          <w:sz w:val="22"/>
-        </w:rPr>
-        <w:t>Question: Which is the priority assessment in the immediate postpartum period (first 2 hours)?</w:t>
+        <w:t xml:space="preserve">Question: During abdominal paracentesis, the client is placed in which position?</w:t>
       </w:r>
     </w:p>
     <w:p>
-      <w:pPr>
-        <w:spacing w:after="0" w:before="0"/>
-      </w:pPr>
       <w:r>
-        <w:rPr>
-          <w:b w:val="0"/>
-          <w:i w:val="0"/>
-          <w:sz w:val="22"/>
-        </w:rPr>
-        <w:t>(a) Uterine fundus, lochia, vital signs, and bladder status to detect postpartum hemorrhage</w:t>
+        <w:t xml:space="preserve">(a) High Fowler's</w:t>
       </w:r>
     </w:p>
     <w:p>
-      <w:pPr>
-        <w:spacing w:after="0" w:before="0"/>
-      </w:pPr>
       <w:r>
-        <w:rPr>
-          <w:b w:val="0"/>
-          <w:i w:val="0"/>
-          <w:sz w:val="22"/>
-        </w:rPr>
-        <w:t>(b) Fetal heart rate</w:t>
+        <w:t xml:space="preserve">(b) Flat supine</w:t>
       </w:r>
     </w:p>
     <w:p>
-      <w:pPr>
-        <w:spacing w:after="0" w:before="0"/>
-      </w:pPr>
       <w:r>
-        <w:rPr>
-          <w:b w:val="0"/>
-          <w:i w:val="0"/>
-          <w:sz w:val="22"/>
-        </w:rPr>
-        <w:t>(c) Breast milk supply</w:t>
+        <w:t xml:space="preserve">(c) Prone</w:t>
       </w:r>
     </w:p>
     <w:p>
-      <w:pPr>
-        <w:spacing w:after="0" w:before="0"/>
-      </w:pPr>
       <w:r>
-        <w:rPr>
-          <w:b w:val="0"/>
-          <w:i w:val="0"/>
-          <w:sz w:val="22"/>
-        </w:rPr>
-        <w:t>(d) The newborn's eye color</w:t>
+        <w:t xml:space="preserve">(d) Trendelenburg</w:t>
       </w:r>
     </w:p>
     <w:p>
-      <w:pPr>
-        <w:spacing w:after="0" w:before="40"/>
-      </w:pPr>
       <w:r>
-        <w:rPr>
-          <w:b/>
-          <w:i w:val="0"/>
-          <w:sz w:val="22"/>
-        </w:rPr>
-        <w:t>Answer: a</w:t>
+        <w:t xml:space="preserve">Answer: a</w:t>
       </w:r>
     </w:p>
     <w:p>
-      <w:pPr>
-        <w:spacing w:after="0" w:before="0"/>
-      </w:pPr>
       <w:r>
-        <w:rPr>
-          <w:b w:val="0"/>
-          <w:i w:val="0"/>
-          <w:sz w:val="21"/>
-        </w:rPr>
-        <w:t>Solution: The first 2 hours postpartum (fourth stage) carry the highest risk of hemorrhage; frequent assessment of fundal tone, lochia, vital signs, and bladder distension is priority. Fetal assessment is no longer relevant after delivery.</w:t>
+        <w:t xml:space="preserve">Solution: High Fowler's (sitting upright) allows fluid to pool in the lower abdomen and reduces the risk of puncturing abdominal organs.</w:t>
       </w:r>
     </w:p>
     <w:p>
-      <w:pPr>
-        <w:spacing w:after="0" w:before="0"/>
-      </w:pPr>
       <w:r>
-        <w:rPr>
-          <w:b w:val="0"/>
-          <w:i w:val="0"/>
-          <w:sz w:val="20"/>
-        </w:rPr>
-        <w:t>Positive Marks: 1</w:t>
+        <w:t xml:space="preserve">Positive Marks: 1</w:t>
       </w:r>
     </w:p>
     <w:p>
-      <w:pPr>
-        <w:spacing w:after="160" w:before="0"/>
-      </w:pPr>
       <w:r>
-        <w:rPr>
-          <w:b w:val="0"/>
-          <w:i w:val="0"/>
-          <w:sz w:val="20"/>
-        </w:rPr>
-        <w:t>Negative Marks: 0.25</w:t>
+        <w:t xml:space="preserve">Negative Marks: 0.25</w:t>
       </w:r>
     </w:p>
     <w:p>
-      <w:pPr>
-        <w:spacing w:after="40" w:before="120"/>
-      </w:pPr>
       <w:r>
-        <w:rPr>
-          <w:b w:val="0"/>
-          <w:i w:val="0"/>
-          <w:sz w:val="22"/>
-        </w:rPr>
-        <w:t>Question: Which feature is most characteristic of histrionic personality disorder?</w:t>
+        <w:t xml:space="preserve"/>
       </w:r>
     </w:p>
     <w:p>
-      <w:pPr>
-        <w:spacing w:after="0" w:before="0"/>
-      </w:pPr>
       <w:r>
-        <w:rPr>
-          <w:b w:val="0"/>
-          <w:i w:val="0"/>
-          <w:sz w:val="22"/>
-        </w:rPr>
-        <w:t>(a) Excessive emotionality and attention-seeking behavior</w:t>
+        <w:t xml:space="preserve">Question: For a clean-catch midstream urine specimen, the nurse instructs the client to:</w:t>
       </w:r>
     </w:p>
     <w:p>
-      <w:pPr>
-        <w:spacing w:after="0" w:before="0"/>
-      </w:pPr>
       <w:r>
-        <w:rPr>
-          <w:b w:val="0"/>
-          <w:i w:val="0"/>
-          <w:sz w:val="22"/>
-        </w:rPr>
-        <w:t>(b) Persistent suspicion and distrust of others</w:t>
+        <w:t xml:space="preserve">(a) Collect the first voided stream</w:t>
       </w:r>
     </w:p>
     <w:p>
-      <w:pPr>
-        <w:spacing w:after="0" w:before="0"/>
-      </w:pPr>
       <w:r>
-        <w:rPr>
-          <w:b w:val="0"/>
-          <w:i w:val="0"/>
-          <w:sz w:val="22"/>
-        </w:rPr>
-        <w:t>(c) Detachment from social relationships</w:t>
+        <w:t xml:space="preserve">(b) Collect urine at the end of urination</w:t>
       </w:r>
     </w:p>
     <w:p>
-      <w:pPr>
-        <w:spacing w:after="0" w:before="0"/>
-      </w:pPr>
       <w:r>
-        <w:rPr>
-          <w:b w:val="0"/>
-          <w:i w:val="0"/>
-          <w:sz w:val="22"/>
-        </w:rPr>
-        <w:t>(d) Rigid perfectionism</w:t>
+        <w:t xml:space="preserve">(c) Avoid cleansing the area</w:t>
       </w:r>
     </w:p>
     <w:p>
-      <w:pPr>
-        <w:spacing w:after="0" w:before="40"/>
-      </w:pPr>
       <w:r>
-        <w:rPr>
-          <w:b/>
-          <w:i w:val="0"/>
-          <w:sz w:val="22"/>
-        </w:rPr>
-        <w:t>Answer: a</w:t>
+        <w:t xml:space="preserve">(d) Clean the area, void a small amount, then collect the midstream in a sterile container</w:t>
       </w:r>
     </w:p>
     <w:p>
-      <w:pPr>
-        <w:spacing w:after="0" w:before="0"/>
-      </w:pPr>
       <w:r>
-        <w:rPr>
-          <w:b w:val="0"/>
-          <w:i w:val="0"/>
-          <w:sz w:val="21"/>
-        </w:rPr>
-        <w:t>Solution: Histrionic PD features dramatic, overly emotional, attention-seeking behavior with rapidly shifting emotions. Paranoid PD is distrustful, schizoid PD is detached, and OCPD is perfectionistic.</w:t>
+        <w:t xml:space="preserve">Answer: d</w:t>
       </w:r>
     </w:p>
     <w:p>
-      <w:pPr>
-        <w:spacing w:after="0" w:before="0"/>
-      </w:pPr>
       <w:r>
-        <w:rPr>
-          <w:b w:val="0"/>
-          <w:i w:val="0"/>
-          <w:sz w:val="20"/>
-        </w:rPr>
-        <w:t>Positive Marks: 1</w:t>
+        <w:t xml:space="preserve">Solution: Cleaning the area and discarding the first stream flushes contaminants, leaving the midstream sample free of skin organisms.</w:t>
       </w:r>
     </w:p>
     <w:p>
-      <w:pPr>
-        <w:spacing w:after="160" w:before="0"/>
-      </w:pPr>
       <w:r>
-        <w:rPr>
-          <w:b w:val="0"/>
-          <w:i w:val="0"/>
-          <w:sz w:val="20"/>
-        </w:rPr>
-        <w:t>Negative Marks: 0.25</w:t>
+        <w:t xml:space="preserve">Positive Marks: 1</w:t>
       </w:r>
     </w:p>
     <w:p>
-      <w:pPr>
-        <w:spacing w:after="40" w:before="120"/>
-      </w:pPr>
       <w:r>
-        <w:rPr>
-          <w:b w:val="0"/>
-          <w:i w:val="0"/>
-          <w:sz w:val="22"/>
-        </w:rPr>
-        <w:t>Question: A client reports using LSD and describes vivid sensory distortions and hallucinations. Which class of drug is LSD?</w:t>
+        <w:t xml:space="preserve">Negative Marks: 0.25</w:t>
       </w:r>
     </w:p>
     <w:p>
-      <w:pPr>
-        <w:spacing w:after="0" w:before="0"/>
-      </w:pPr>
       <w:r>
-        <w:rPr>
-          <w:b w:val="0"/>
-          <w:i w:val="0"/>
-          <w:sz w:val="22"/>
-        </w:rPr>
-        <w:t>(a) Hallucinogen</w:t>
+        <w:t xml:space="preserve"/>
       </w:r>
     </w:p>
     <w:p>
-      <w:pPr>
-        <w:spacing w:after="0" w:before="0"/>
-      </w:pPr>
       <w:r>
-        <w:rPr>
-          <w:b w:val="0"/>
-          <w:i w:val="0"/>
-          <w:sz w:val="22"/>
-        </w:rPr>
-        <w:t>(b) Stimulant</w:t>
+        <w:t xml:space="preserve">Question: Effacement refers to:</w:t>
       </w:r>
     </w:p>
     <w:p>
-      <w:pPr>
-        <w:spacing w:after="0" w:before="0"/>
-      </w:pPr>
       <w:r>
-        <w:rPr>
-          <w:b w:val="0"/>
-          <w:i w:val="0"/>
-          <w:sz w:val="22"/>
-        </w:rPr>
-        <w:t>(c) Depressant</w:t>
+        <w:t xml:space="preserve">(a) Widening of the cervix</w:t>
       </w:r>
     </w:p>
     <w:p>
-      <w:pPr>
-        <w:spacing w:after="0" w:before="0"/>
-      </w:pPr>
       <w:r>
-        <w:rPr>
-          <w:b w:val="0"/>
-          <w:i w:val="0"/>
-          <w:sz w:val="22"/>
-        </w:rPr>
-        <w:t>(d) Opioid</w:t>
+        <w:t xml:space="preserve">(b) Thinning and shortening of the cervix</w:t>
       </w:r>
     </w:p>
     <w:p>
-      <w:pPr>
-        <w:spacing w:after="0" w:before="40"/>
-      </w:pPr>
       <w:r>
-        <w:rPr>
-          <w:b/>
-          <w:i w:val="0"/>
-          <w:sz w:val="22"/>
-        </w:rPr>
-        <w:t>Answer: a</w:t>
+        <w:t xml:space="preserve">(c) Rupture of membranes</w:t>
       </w:r>
     </w:p>
     <w:p>
-      <w:pPr>
-        <w:spacing w:after="0" w:before="0"/>
-      </w:pPr>
       <w:r>
-        <w:rPr>
-          <w:b w:val="0"/>
-          <w:i w:val="0"/>
-          <w:sz w:val="21"/>
-        </w:rPr>
-        <w:t>Solution: LSD is a hallucinogen causing perceptual distortions, hallucinations, and altered thinking. Stimulants increase arousal, depressants slow the CNS, and opioids relieve pain and cause sedation.</w:t>
+        <w:t xml:space="preserve">(d) Descent of the presenting part</w:t>
       </w:r>
     </w:p>
     <w:p>
-      <w:pPr>
-        <w:spacing w:after="0" w:before="0"/>
-      </w:pPr>
       <w:r>
-        <w:rPr>
-          <w:b w:val="0"/>
-          <w:i w:val="0"/>
-          <w:sz w:val="20"/>
-        </w:rPr>
-        <w:t>Positive Marks: 1</w:t>
+        <w:t xml:space="preserve">Answer: b</w:t>
       </w:r>
     </w:p>
     <w:p>
-      <w:pPr>
-        <w:spacing w:after="160" w:before="0"/>
-      </w:pPr>
       <w:r>
-        <w:rPr>
-          <w:b w:val="0"/>
-          <w:i w:val="0"/>
-          <w:sz w:val="20"/>
-        </w:rPr>
-        <w:t>Negative Marks: 0.25</w:t>
+        <w:t xml:space="preserve">Solution: Effacement is cervical thinning and shortening; dilatation is cervical widening in centimeters.</w:t>
       </w:r>
     </w:p>
     <w:p>
-      <w:pPr>
-        <w:spacing w:after="40" w:before="120"/>
-      </w:pPr>
       <w:r>
-        <w:rPr>
-          <w:b w:val="0"/>
-          <w:i w:val="0"/>
-          <w:sz w:val="22"/>
-        </w:rPr>
-        <w:t>Question: A 3-year-old plays with other children, sharing and taking turns in an organized group activity. This type of play is called:</w:t>
+        <w:t xml:space="preserve">Positive Marks: 1</w:t>
       </w:r>
     </w:p>
     <w:p>
-      <w:pPr>
-        <w:spacing w:after="0" w:before="0"/>
-      </w:pPr>
       <w:r>
-        <w:rPr>
-          <w:b w:val="0"/>
-          <w:i w:val="0"/>
-          <w:sz w:val="22"/>
-        </w:rPr>
-        <w:t>(a) Cooperative play</w:t>
+        <w:t xml:space="preserve">Negative Marks: 0.25</w:t>
       </w:r>
     </w:p>
     <w:p>
-      <w:pPr>
-        <w:spacing w:after="0" w:before="0"/>
-      </w:pPr>
       <w:r>
-        <w:rPr>
-          <w:b w:val="0"/>
-          <w:i w:val="0"/>
-          <w:sz w:val="22"/>
-        </w:rPr>
-        <w:t>(b) Parallel play</w:t>
+        <w:t xml:space="preserve"/>
       </w:r>
     </w:p>
     <w:p>
-      <w:pPr>
-        <w:spacing w:after="0" w:before="0"/>
-      </w:pPr>
       <w:r>
-        <w:rPr>
-          <w:b w:val="0"/>
-          <w:i w:val="0"/>
-          <w:sz w:val="22"/>
-        </w:rPr>
-        <w:t>(c) Solitary play</w:t>
+        <w:t xml:space="preserve">Question: Which finding indicates severe dehydration in a child with diarrhea?</w:t>
       </w:r>
     </w:p>
     <w:p>
-      <w:pPr>
-        <w:spacing w:after="0" w:before="0"/>
-      </w:pPr>
       <w:r>
-        <w:rPr>
-          <w:b w:val="0"/>
-          <w:i w:val="0"/>
-          <w:sz w:val="22"/>
-        </w:rPr>
-        <w:t>(d) Onlooker play</w:t>
+        <w:t xml:space="preserve">(a) Normal skin turgor</w:t>
       </w:r>
     </w:p>
     <w:p>
-      <w:pPr>
-        <w:spacing w:after="0" w:before="40"/>
-      </w:pPr>
       <w:r>
-        <w:rPr>
-          <w:b/>
-          <w:i w:val="0"/>
-          <w:sz w:val="22"/>
-        </w:rPr>
-        <w:t>Answer: a</w:t>
+        <w:t xml:space="preserve">(b) Moist mouth</w:t>
       </w:r>
     </w:p>
     <w:p>
-      <w:pPr>
-        <w:spacing w:after="0" w:before="0"/>
-      </w:pPr>
       <w:r>
-        <w:rPr>
-          <w:b w:val="0"/>
-          <w:i w:val="0"/>
-          <w:sz w:val="21"/>
-        </w:rPr>
-        <w:t>Solution: Cooperative play—organized, goal-directed group play with roles and turn-taking—emerges around 4-5 years. Parallel play (toddlers) is side-by-side without interaction; associative play (3-4 years) has interaction without organization.</w:t>
+        <w:t xml:space="preserve">(c) Sunken eyes and delayed capillary refill</w:t>
       </w:r>
     </w:p>
     <w:p>
-      <w:pPr>
-        <w:spacing w:after="0" w:before="0"/>
-      </w:pPr>
       <w:r>
-        <w:rPr>
-          <w:b w:val="0"/>
-          <w:i w:val="0"/>
-          <w:sz w:val="20"/>
-        </w:rPr>
-        <w:t>Positive Marks: 1</w:t>
+        <w:t xml:space="preserve">(d) Abundant tears</w:t>
       </w:r>
     </w:p>
     <w:p>
-      <w:pPr>
-        <w:spacing w:after="160" w:before="0"/>
-      </w:pPr>
       <w:r>
-        <w:rPr>
-          <w:b w:val="0"/>
-          <w:i w:val="0"/>
-          <w:sz w:val="20"/>
-        </w:rPr>
-        <w:t>Negative Marks: 0.25</w:t>
+        <w:t xml:space="preserve">Answer: c</w:t>
       </w:r>
     </w:p>
     <w:p>
-      <w:pPr>
-        <w:spacing w:after="40" w:before="120"/>
-      </w:pPr>
       <w:r>
-        <w:rPr>
-          <w:b w:val="0"/>
-          <w:i w:val="0"/>
-          <w:sz w:val="22"/>
-        </w:rPr>
-        <w:t>Question: A toddler who was toilet trained starts wetting the bed after the birth of a new sibling. This behavior is best explained as:</w:t>
+        <w:t xml:space="preserve">Solution: Sunken eyes, delayed capillary refill, dry mucosa, and lethargy indicate severe dehydration requiring IV fluids and urgent rehydration.</w:t>
       </w:r>
     </w:p>
     <w:p>
-      <w:pPr>
-        <w:spacing w:after="0" w:before="0"/>
-      </w:pPr>
       <w:r>
-        <w:rPr>
-          <w:b w:val="0"/>
-          <w:i w:val="0"/>
-          <w:sz w:val="22"/>
-        </w:rPr>
-        <w:t>(a) Regression, a common response to stress in young children that usually resolves with reassurance</w:t>
+        <w:t xml:space="preserve">Positive Marks: 1</w:t>
       </w:r>
     </w:p>
     <w:p>
-      <w:pPr>
-        <w:spacing w:after="0" w:before="0"/>
-      </w:pPr>
       <w:r>
-        <w:rPr>
-          <w:b w:val="0"/>
-          <w:i w:val="0"/>
-          <w:sz w:val="22"/>
-        </w:rPr>
-        <w:t>(b) A sign of kidney disease</w:t>
+        <w:t xml:space="preserve">Negative Marks: 0.25</w:t>
       </w:r>
     </w:p>
     <w:p>
-      <w:pPr>
-        <w:spacing w:after="0" w:before="0"/>
-      </w:pPr>
       <w:r>
-        <w:rPr>
-          <w:b w:val="0"/>
-          <w:i w:val="0"/>
-          <w:sz w:val="22"/>
-        </w:rPr>
-        <w:t>(c) Deliberate misbehavior requiring punishment</w:t>
+        <w:t xml:space="preserve"/>
       </w:r>
     </w:p>
     <w:p>
-      <w:pPr>
-        <w:spacing w:after="0" w:before="0"/>
-      </w:pPr>
       <w:r>
-        <w:rPr>
-          <w:b w:val="0"/>
-          <w:i w:val="0"/>
-          <w:sz w:val="22"/>
-        </w:rPr>
-        <w:t>(d) Failure of toilet training that needs immediate medical treatment</w:t>
+        <w:t xml:space="preserve">Question: In which level of anxiety is the client's perceptual field severely narrowed and problem-solving impaired, yet contact with reality is retained?</w:t>
       </w:r>
     </w:p>
     <w:p>
-      <w:pPr>
-        <w:spacing w:after="0" w:before="40"/>
-      </w:pPr>
       <w:r>
-        <w:rPr>
-          <w:b/>
-          <w:i w:val="0"/>
-          <w:sz w:val="22"/>
-        </w:rPr>
-        <w:t>Answer: a</w:t>
+        <w:t xml:space="preserve">(a) Severe anxiety</w:t>
       </w:r>
     </w:p>
     <w:p>
-      <w:pPr>
-        <w:spacing w:after="0" w:before="0"/>
-      </w:pPr>
       <w:r>
-        <w:rPr>
-          <w:b w:val="0"/>
-          <w:i w:val="0"/>
-          <w:sz w:val="21"/>
-        </w:rPr>
-        <w:t>Solution: Regression to earlier behaviors (bedwetting, thumb-sucking) is a normal stress response in toddlers after events like a new sibling; reassurance, attention, and consistency restore skills. Punishment worsens it.</w:t>
+        <w:t xml:space="preserve">(b) Mild anxiety</w:t>
       </w:r>
     </w:p>
     <w:p>
-      <w:pPr>
-        <w:spacing w:after="0" w:before="0"/>
-      </w:pPr>
       <w:r>
-        <w:rPr>
-          <w:b w:val="0"/>
-          <w:i w:val="0"/>
-          <w:sz w:val="20"/>
-        </w:rPr>
-        <w:t>Positive Marks: 1</w:t>
+        <w:t xml:space="preserve">(c) Moderate anxiety</w:t>
       </w:r>
     </w:p>
     <w:p>
-      <w:pPr>
-        <w:spacing w:after="160" w:before="0"/>
-      </w:pPr>
       <w:r>
-        <w:rPr>
-          <w:b w:val="0"/>
-          <w:i w:val="0"/>
-          <w:sz w:val="20"/>
-        </w:rPr>
-        <w:t>Negative Marks: 0.25</w:t>
+        <w:t xml:space="preserve">(d) Normal anxiety</w:t>
       </w:r>
     </w:p>
     <w:p>
-      <w:pPr>
-        <w:spacing w:after="40" w:before="120"/>
-      </w:pPr>
       <w:r>
-        <w:rPr>
-          <w:b w:val="0"/>
-          <w:i w:val="0"/>
-          <w:sz w:val="22"/>
-        </w:rPr>
-        <w:t>Question: The Total Fertility Rate (TFR) is best defined as:</w:t>
+        <w:t xml:space="preserve">Answer: a</w:t>
       </w:r>
     </w:p>
     <w:p>
-      <w:pPr>
-        <w:spacing w:after="0" w:before="0"/>
-      </w:pPr>
       <w:r>
-        <w:rPr>
-          <w:b w:val="0"/>
-          <w:i w:val="0"/>
-          <w:sz w:val="22"/>
-        </w:rPr>
-        <w:t>(a) The average number of children a woman would have during her reproductive years at current age-specific fertility rates</w:t>
+        <w:t xml:space="preserve">Solution: Severe anxiety narrows perception to scattered details and impairs problem-solving; panic is the most extreme level with loss of control.</w:t>
       </w:r>
     </w:p>
     <w:p>
-      <w:pPr>
-        <w:spacing w:after="0" w:before="0"/>
-      </w:pPr>
       <w:r>
-        <w:rPr>
-          <w:b w:val="0"/>
-          <w:i w:val="0"/>
-          <w:sz w:val="22"/>
-        </w:rPr>
-        <w:t>(b) The number of births per 1,000 population</w:t>
+        <w:t xml:space="preserve">Positive Marks: 1</w:t>
       </w:r>
     </w:p>
     <w:p>
-      <w:pPr>
-        <w:spacing w:after="0" w:before="0"/>
-      </w:pPr>
       <w:r>
-        <w:rPr>
-          <w:b w:val="0"/>
-          <w:i w:val="0"/>
-          <w:sz w:val="22"/>
-        </w:rPr>
-        <w:t>(c) The number of children under 5 years</w:t>
+        <w:t xml:space="preserve">Negative Marks: 0.25</w:t>
       </w:r>
     </w:p>
     <w:p>
-      <w:pPr>
-        <w:spacing w:after="0" w:before="0"/>
-      </w:pPr>
       <w:r>
-        <w:rPr>
-          <w:b w:val="0"/>
-          <w:i w:val="0"/>
-          <w:sz w:val="22"/>
-        </w:rPr>
-        <w:t>(d) The crude death rate of infants</w:t>
+        <w:t xml:space="preserve"/>
       </w:r>
     </w:p>
     <w:p>
-      <w:pPr>
-        <w:spacing w:after="0" w:before="40"/>
-      </w:pPr>
       <w:r>
-        <w:rPr>
-          <w:b/>
-          <w:i w:val="0"/>
-          <w:sz w:val="22"/>
-        </w:rPr>
-        <w:t>Answer: a</w:t>
+        <w:t xml:space="preserve">Question: Which contraceptive method provides protection against both pregnancy and sexually transmitted infections?</w:t>
       </w:r>
     </w:p>
     <w:p>
-      <w:pPr>
-        <w:spacing w:after="0" w:before="0"/>
-      </w:pPr>
       <w:r>
-        <w:rPr>
-          <w:b w:val="0"/>
-          <w:i w:val="0"/>
-          <w:sz w:val="21"/>
-        </w:rPr>
-        <w:t>Solution: TFR is the average number of live births a woman would have if she experienced current age-specific fertility rates throughout her reproductive years (15-49). It is a key indicator of population growth.</w:t>
+        <w:t xml:space="preserve">(a) Oral contraceptive pills</w:t>
       </w:r>
     </w:p>
     <w:p>
-      <w:pPr>
-        <w:spacing w:after="0" w:before="0"/>
-      </w:pPr>
       <w:r>
-        <w:rPr>
-          <w:b w:val="0"/>
-          <w:i w:val="0"/>
-          <w:sz w:val="20"/>
-        </w:rPr>
-        <w:t>Positive Marks: 1</w:t>
+        <w:t xml:space="preserve">(b) IUCD</w:t>
       </w:r>
     </w:p>
     <w:p>
-      <w:pPr>
-        <w:spacing w:after="160" w:before="0"/>
-      </w:pPr>
       <w:r>
-        <w:rPr>
-          <w:b w:val="0"/>
-          <w:i w:val="0"/>
-          <w:sz w:val="20"/>
-        </w:rPr>
-        <w:t>Negative Marks: 0.25</w:t>
+        <w:t xml:space="preserve">(c) Tubectomy</w:t>
       </w:r>
     </w:p>
     <w:p>
-      <w:pPr>
-        <w:spacing w:after="40" w:before="120"/>
-      </w:pPr>
       <w:r>
-        <w:rPr>
-          <w:b w:val="0"/>
-          <w:i w:val="0"/>
-          <w:sz w:val="22"/>
-        </w:rPr>
-        <w:t>Question: Which teaching method is most effective for conveying factual information to a LARGE audience in health education?</w:t>
+        <w:t xml:space="preserve">(d) Male condom</w:t>
       </w:r>
     </w:p>
     <w:p>
-      <w:pPr>
-        <w:spacing w:after="0" w:before="0"/>
-      </w:pPr>
       <w:r>
-        <w:rPr>
-          <w:b w:val="0"/>
-          <w:i w:val="0"/>
-          <w:sz w:val="22"/>
-        </w:rPr>
-        <w:t>(a) Lecture method</w:t>
+        <w:t xml:space="preserve">Answer: d</w:t>
       </w:r>
     </w:p>
     <w:p>
-      <w:pPr>
-        <w:spacing w:after="0" w:before="0"/>
-      </w:pPr>
       <w:r>
-        <w:rPr>
-          <w:b w:val="0"/>
-          <w:i w:val="0"/>
-          <w:sz w:val="22"/>
-        </w:rPr>
-        <w:t>(b) Individual counseling</w:t>
+        <w:t xml:space="preserve">Solution: Condoms are the only common method that prevents both pregnancy and STIs by acting as a barrier.</w:t>
       </w:r>
     </w:p>
     <w:p>
-      <w:pPr>
-        <w:spacing w:after="0" w:before="0"/>
-      </w:pPr>
       <w:r>
-        <w:rPr>
-          <w:b w:val="0"/>
-          <w:i w:val="0"/>
-          <w:sz w:val="22"/>
-        </w:rPr>
-        <w:t>(c) Role play</w:t>
+        <w:t xml:space="preserve">Positive Marks: 1</w:t>
       </w:r>
     </w:p>
     <w:p>
-      <w:pPr>
-        <w:spacing w:after="0" w:before="0"/>
-      </w:pPr>
       <w:r>
-        <w:rPr>
-          <w:b w:val="0"/>
-          <w:i w:val="0"/>
-          <w:sz w:val="22"/>
-        </w:rPr>
-        <w:t>(d) Panel discussion</w:t>
+        <w:t xml:space="preserve">Negative Marks: 0.25</w:t>
       </w:r>
     </w:p>
     <w:p>
-      <w:pPr>
-        <w:spacing w:after="0" w:before="40"/>
-      </w:pPr>
       <w:r>
-        <w:rPr>
-          <w:b/>
-          <w:i w:val="0"/>
-          <w:sz w:val="22"/>
-        </w:rPr>
-        <w:t>Answer: a</w:t>
+        <w:t xml:space="preserve"/>
       </w:r>
     </w:p>
     <w:p>
-      <w:pPr>
-        <w:spacing w:after="0" w:before="0"/>
-      </w:pPr>
       <w:r>
-        <w:rPr>
-          <w:b w:val="0"/>
-          <w:i w:val="0"/>
-          <w:sz w:val="21"/>
-        </w:rPr>
-        <w:t>Solution: The lecture method efficiently conveys factual content to large groups, though participation is limited. Individual counseling suits personal issues, role play teaches skills, and panels suit expert discussion.</w:t>
+        <w:t xml:space="preserve">Question: A client on insulin is taught to rotate injection sites to:</w:t>
       </w:r>
     </w:p>
     <w:p>
-      <w:pPr>
-        <w:spacing w:after="0" w:before="0"/>
-      </w:pPr>
       <w:r>
-        <w:rPr>
-          <w:b w:val="0"/>
-          <w:i w:val="0"/>
-          <w:sz w:val="20"/>
-        </w:rPr>
-        <w:t>Positive Marks: 1</w:t>
+        <w:t xml:space="preserve">(a) Increase pain</w:t>
       </w:r>
     </w:p>
     <w:p>
-      <w:pPr>
-        <w:spacing w:after="160" w:before="0"/>
-      </w:pPr>
       <w:r>
-        <w:rPr>
-          <w:b w:val="0"/>
-          <w:i w:val="0"/>
-          <w:sz w:val="20"/>
-        </w:rPr>
-        <w:t>Negative Marks: 0.25</w:t>
+        <w:t xml:space="preserve">(b) Prevent lipodystrophy and improve absorption</w:t>
       </w:r>
     </w:p>
     <w:p>
-      <w:pPr>
-        <w:spacing w:after="40" w:before="120"/>
-      </w:pPr>
       <w:r>
-        <w:rPr>
-          <w:b w:val="0"/>
-          <w:i w:val="0"/>
-          <w:sz w:val="22"/>
-        </w:rPr>
-        <w:t>Question: Deficiency of which vitamin causes beriberi, affecting the nervous and cardiovascular systems?</w:t>
+        <w:t xml:space="preserve">(c) Speed up insulin breakdown</w:t>
       </w:r>
     </w:p>
     <w:p>
-      <w:pPr>
-        <w:spacing w:after="0" w:before="0"/>
-      </w:pPr>
       <w:r>
-        <w:rPr>
-          <w:b w:val="0"/>
-          <w:i w:val="0"/>
-          <w:sz w:val="22"/>
-        </w:rPr>
-        <w:t>(a) Vitamin B1 (thiamine)</w:t>
+        <w:t xml:space="preserve">(d) Reduce the insulin dose</w:t>
       </w:r>
     </w:p>
     <w:p>
-      <w:pPr>
-        <w:spacing w:after="0" w:before="0"/>
-      </w:pPr>
       <w:r>
-        <w:rPr>
-          <w:b w:val="0"/>
-          <w:i w:val="0"/>
-          <w:sz w:val="22"/>
-        </w:rPr>
-        <w:t>(b) Vitamin C</w:t>
+        <w:t xml:space="preserve">Answer: b</w:t>
       </w:r>
     </w:p>
     <w:p>
-      <w:pPr>
-        <w:spacing w:after="0" w:before="0"/>
-      </w:pPr>
       <w:r>
-        <w:rPr>
-          <w:b w:val="0"/>
-          <w:i w:val="0"/>
-          <w:sz w:val="22"/>
-        </w:rPr>
-        <w:t>(c) Vitamin D</w:t>
+        <w:t xml:space="preserve">Solution: Repeated injection at one site causes lipohypertrophy with erratic absorption; rotation ensures consistent insulin uptake.</w:t>
       </w:r>
     </w:p>
     <w:p>
-      <w:pPr>
-        <w:spacing w:after="0" w:before="0"/>
-      </w:pPr>
       <w:r>
-        <w:rPr>
-          <w:b w:val="0"/>
-          <w:i w:val="0"/>
-          <w:sz w:val="22"/>
-        </w:rPr>
-        <w:t>(d) Vitamin K</w:t>
+        <w:t xml:space="preserve">Positive Marks: 1</w:t>
       </w:r>
     </w:p>
     <w:p>
-      <w:pPr>
-        <w:spacing w:after="0" w:before="40"/>
-      </w:pPr>
       <w:r>
-        <w:rPr>
-          <w:b/>
-          <w:i w:val="0"/>
-          <w:sz w:val="22"/>
-        </w:rPr>
-        <w:t>Answer: a</w:t>
+        <w:t xml:space="preserve">Negative Marks: 0.25</w:t>
       </w:r>
     </w:p>
     <w:p>
-      <w:pPr>
-        <w:spacing w:after="0" w:before="0"/>
-      </w:pPr>
       <w:r>
-        <w:rPr>
-          <w:b w:val="0"/>
-          <w:i w:val="0"/>
-          <w:sz w:val="21"/>
-        </w:rPr>
-        <w:t>Solution: Beriberi results from thiamine (vitamin B1) deficiency—dry beriberi causes peripheral neuropathy, and wet beriberi causes heart failure. Pellagra is niacin deficiency, and scurvy is vitamin C deficiency.</w:t>
+        <w:t xml:space="preserve"/>
       </w:r>
     </w:p>
     <w:p>
-      <w:pPr>
-        <w:spacing w:after="0" w:before="0"/>
-      </w:pPr>
       <w:r>
-        <w:rPr>
-          <w:b w:val="0"/>
-          <w:i w:val="0"/>
-          <w:sz w:val="20"/>
-        </w:rPr>
-        <w:t>Positive Marks: 1</w:t>
+        <w:t xml:space="preserve">Question: The function of platelets (thrombocytes) is:</w:t>
       </w:r>
     </w:p>
     <w:p>
-      <w:pPr>
-        <w:spacing w:after="160" w:before="0"/>
-      </w:pPr>
       <w:r>
-        <w:rPr>
-          <w:b w:val="0"/>
-          <w:i w:val="0"/>
-          <w:sz w:val="20"/>
-        </w:rPr>
-        <w:t>Negative Marks: 0.25</w:t>
+        <w:t xml:space="preserve">(a) Carrying oxygen</w:t>
       </w:r>
     </w:p>
     <w:p>
-      <w:pPr>
-        <w:spacing w:after="40" w:before="120"/>
-      </w:pPr>
       <w:r>
-        <w:rPr>
-          <w:b w:val="0"/>
-          <w:i w:val="0"/>
-          <w:sz w:val="22"/>
-        </w:rPr>
-        <w:t>Question: Which blood vessels carry blood AWAY from the heart?</w:t>
+        <w:t xml:space="preserve">(b) Producing antibodies</w:t>
       </w:r>
     </w:p>
     <w:p>
-      <w:pPr>
-        <w:spacing w:after="0" w:before="0"/>
-      </w:pPr>
       <w:r>
-        <w:rPr>
-          <w:b w:val="0"/>
-          <w:i w:val="0"/>
-          <w:sz w:val="22"/>
-        </w:rPr>
-        <w:t>(a) Arteries</w:t>
+        <w:t xml:space="preserve">(c) Clot formation</w:t>
       </w:r>
     </w:p>
     <w:p>
-      <w:pPr>
-        <w:spacing w:after="0" w:before="0"/>
-      </w:pPr>
       <w:r>
-        <w:rPr>
-          <w:b w:val="0"/>
-          <w:i w:val="0"/>
-          <w:sz w:val="22"/>
-        </w:rPr>
-        <w:t>(b) Veins</w:t>
+        <w:t xml:space="preserve">(d) Regulating calcium</w:t>
       </w:r>
     </w:p>
     <w:p>
-      <w:pPr>
-        <w:spacing w:after="0" w:before="0"/>
-      </w:pPr>
       <w:r>
-        <w:rPr>
-          <w:b w:val="0"/>
-          <w:i w:val="0"/>
-          <w:sz w:val="22"/>
-        </w:rPr>
-        <w:t>(c) Capillaries</w:t>
+        <w:t xml:space="preserve">Answer: c</w:t>
       </w:r>
     </w:p>
     <w:p>
-      <w:pPr>
-        <w:spacing w:after="0" w:before="0"/>
-      </w:pPr>
       <w:r>
-        <w:rPr>
-          <w:b w:val="0"/>
-          <w:i w:val="0"/>
-          <w:sz w:val="22"/>
-        </w:rPr>
-        <w:t>(d) Venules</w:t>
+        <w:t xml:space="preserve">Solution: Platelets aggregate at injury sites and release clotting factors to form hemostatic plugs — essential for clot formation.</w:t>
       </w:r>
     </w:p>
     <w:p>
-      <w:pPr>
-        <w:spacing w:after="0" w:before="40"/>
-      </w:pPr>
       <w:r>
-        <w:rPr>
-          <w:b/>
-          <w:i w:val="0"/>
-          <w:sz w:val="22"/>
-        </w:rPr>
-        <w:t>Answer: a</w:t>
+        <w:t xml:space="preserve">Positive Marks: 1</w:t>
       </w:r>
     </w:p>
     <w:p>
-      <w:pPr>
-        <w:spacing w:after="0" w:before="0"/>
-      </w:pPr>
       <w:r>
-        <w:rPr>
-          <w:b w:val="0"/>
-          <w:i w:val="0"/>
-          <w:sz w:val="21"/>
-        </w:rPr>
-        <w:t>Solution: Arteries carry blood away from the heart (usually oxygenated except the pulmonary artery). Veins and venules return blood to the heart, and capillaries exchange nutrients and gases.</w:t>
+        <w:t xml:space="preserve">Negative Marks: 0.25</w:t>
       </w:r>
     </w:p>
     <w:p>
-      <w:pPr>
-        <w:spacing w:after="0" w:before="0"/>
-      </w:pPr>
       <w:r>
-        <w:rPr>
-          <w:b w:val="0"/>
-          <w:i w:val="0"/>
-          <w:sz w:val="20"/>
-        </w:rPr>
-        <w:t>Positive Marks: 1</w:t>
+        <w:t xml:space="preserve"/>
       </w:r>
     </w:p>
     <w:p>
-      <w:pPr>
-        <w:spacing w:after="160" w:before="0"/>
-      </w:pPr>
       <w:r>
-        <w:rPr>
-          <w:b w:val="0"/>
-          <w:i w:val="0"/>
-          <w:sz w:val="20"/>
-        </w:rPr>
-        <w:t>Negative Marks: 0.25</w:t>
+        <w:t xml:space="preserve">Question: On the cardiac monitor, ventricular fibrillation appears as:</w:t>
+      </w:r>
+    </w:p>
+    <w:p>
+      <w:r>
+        <w:t xml:space="preserve">(a) Chaotic irregular waves without identifiable QRS complexes</w:t>
+      </w:r>
+    </w:p>
+    <w:p>
+      <w:r>
+        <w:t xml:space="preserve">(b) Regular P waves with narrow QRS complexes</w:t>
+      </w:r>
+    </w:p>
+    <w:p>
+      <w:r>
+        <w:t xml:space="preserve">(c) Tall peaked T waves only</w:t>
+      </w:r>
+    </w:p>
+    <w:p>
+      <w:r>
+        <w:t xml:space="preserve">(d) A flat line with small P waves</w:t>
+      </w:r>
+    </w:p>
+    <w:p>
+      <w:r>
+        <w:t xml:space="preserve">Answer: a</w:t>
+      </w:r>
+    </w:p>
+    <w:p>
+      <w:r>
+        <w:t xml:space="preserve">Solution: VF shows coarse or fine chaotic waveforms with no organized QRS — the client is pulseless and needs defibrillation.</w:t>
+      </w:r>
+    </w:p>
+    <w:p>
+      <w:r>
+        <w:t xml:space="preserve">Positive Marks: 1</w:t>
+      </w:r>
+    </w:p>
+    <w:p>
+      <w:r>
+        <w:t xml:space="preserve">Negative Marks: 0.25</w:t>
+      </w:r>
+    </w:p>
+    <w:p>
+      <w:r>
+        <w:t xml:space="preserve"/>
+      </w:r>
+    </w:p>
+    <w:p>
+      <w:r>
+        <w:t xml:space="preserve">Question: The best way to prevent protein-energy malnutrition in children is:</w:t>
+      </w:r>
+    </w:p>
+    <w:p>
+      <w:r>
+        <w:t xml:space="preserve">(a) Giving only breast milk after 2 years</w:t>
+      </w:r>
+    </w:p>
+    <w:p>
+      <w:r>
+        <w:t xml:space="preserve">(b) Restricting calories</w:t>
+      </w:r>
+    </w:p>
+    <w:p>
+      <w:r>
+        <w:t xml:space="preserve">(c) Avoiding immunization</w:t>
+      </w:r>
+    </w:p>
+    <w:p>
+      <w:r>
+        <w:t xml:space="preserve">(d) Exclusive breastfeeding for 6 months with timely complementary feeding</w:t>
+      </w:r>
+    </w:p>
+    <w:p>
+      <w:r>
+        <w:t xml:space="preserve">Answer: d</w:t>
+      </w:r>
+    </w:p>
+    <w:p>
+      <w:r>
+        <w:t xml:space="preserve">Solution: Exclusive breastfeeding for the first 6 months followed by timely, adequate complementary feeding prevents PEM in young children.</w:t>
+      </w:r>
+    </w:p>
+    <w:p>
+      <w:r>
+        <w:t xml:space="preserve">Positive Marks: 1</w:t>
+      </w:r>
+    </w:p>
+    <w:p>
+      <w:r>
+        <w:t xml:space="preserve">Negative Marks: 0.25</w:t>
       </w:r>
     </w:p>
     <w:sectPr>
       <w:pgSz w:w="12240" w:h="15840"/>
-      <w:pgMar w:top="864" w:right="1008" w:bottom="864" w:left="1008" w:header="720" w:footer="720" w:gutter="0"/>
+      <w:pgMar w:top="1440" w:right="1800" w:bottom="1440" w:left="1800" w:header="720" w:footer="720" w:gutter="0"/>
       <w:cols w:space="720"/>
       <w:docGrid w:linePitch="360"/>
     </w:sectPr>
@@ -2715,10 +1365,6 @@
     <w:name w:val="Normal"/>
     <w:qFormat/>
     <w:rsid w:val="00FC693F"/>
-    <w:rPr>
-      <w:rFonts w:ascii="Calibri" w:hAnsi="Calibri"/>
-      <w:sz w:val="22"/>
-    </w:rPr>
   </w:style>
   <w:style w:type="paragraph" w:styleId="Header">
     <w:name w:val="header"/>
